--- a/ЕСПД_ДОКУМЕНТАЦИЯ/1. Титульный лист.docx
+++ b/ЕСПД_ДОКУМЕНТАЦИЯ/1. Титульный лист.docx
@@ -172,16 +172,15 @@
           <w:sz w:val="28"/>
           <w:szCs w:val="28"/>
         </w:rPr>
-        <w:t xml:space="preserve">«Технологии </w:t>
+        <w:t>«</w:t>
       </w:r>
       <w:r>
         <w:rPr>
           <w:b/>
           <w:sz w:val="28"/>
           <w:szCs w:val="28"/>
-          <w:lang w:val="en-US"/>
-        </w:rPr>
-        <w:t>WEB</w:t>
+        </w:rPr>
+        <w:t>Базы данных</w:t>
       </w:r>
       <w:r>
         <w:rPr>
@@ -189,7 +188,7 @@
           <w:sz w:val="28"/>
           <w:szCs w:val="28"/>
         </w:rPr>
-        <w:t>-разработки»</w:t>
+        <w:t>»</w:t>
       </w:r>
     </w:p>
     <w:p>
@@ -197,66 +196,11 @@
         <w:spacing w:line="360" w:lineRule="auto"/>
         <w:jc w:val="center"/>
         <w:rPr>
-          <w:sz w:val="28"/>
-          <w:szCs w:val="28"/>
-        </w:rPr>
-      </w:pPr>
-      <w:r>
-        <w:rPr>
           <w:b/>
           <w:sz w:val="28"/>
           <w:szCs w:val="28"/>
         </w:rPr>
-        <w:t>РФ КГУ 09.03.0</w:t>
-      </w:r>
-      <w:r>
-        <w:rPr>
-          <w:b/>
-          <w:sz w:val="28"/>
-          <w:szCs w:val="28"/>
-        </w:rPr>
-        <w:t>4</w:t>
-      </w:r>
-      <w:r>
-        <w:rPr>
-          <w:b/>
-          <w:sz w:val="28"/>
-          <w:szCs w:val="28"/>
-        </w:rPr>
-        <w:t xml:space="preserve"> </w:t>
-      </w:r>
-      <w:r>
-        <w:rPr>
-          <w:b/>
-          <w:sz w:val="28"/>
-          <w:szCs w:val="28"/>
-        </w:rPr>
-        <w:t>КП2</w:t>
-      </w:r>
-      <w:r>
-        <w:rPr>
-          <w:b/>
-          <w:sz w:val="28"/>
-          <w:szCs w:val="28"/>
-        </w:rPr>
-        <w:t>5</w:t>
-      </w:r>
-      <w:r>
-        <w:rPr>
-          <w:b/>
-          <w:sz w:val="28"/>
-          <w:szCs w:val="28"/>
-        </w:rPr>
-        <w:t xml:space="preserve"> </w:t>
-      </w:r>
-      <w:r>
-        <w:rPr>
-          <w:b/>
-          <w:sz w:val="28"/>
-          <w:szCs w:val="28"/>
-        </w:rPr>
-        <w:t>360091</w:t>
-      </w:r>
+      </w:pPr>
     </w:p>
     <w:p>
       <w:pPr>
@@ -283,17 +227,6 @@
     <w:p>
       <w:pPr>
         <w:spacing w:line="360" w:lineRule="auto"/>
-        <w:jc w:val="center"/>
-        <w:rPr>
-          <w:b/>
-          <w:sz w:val="28"/>
-          <w:szCs w:val="28"/>
-        </w:rPr>
-      </w:pPr>
-    </w:p>
-    <w:p>
-      <w:pPr>
-        <w:spacing w:line="360" w:lineRule="auto"/>
         <w:jc w:val="both"/>
         <w:rPr>
           <w:b/>
@@ -480,23 +413,61 @@
           <w:sz w:val="28"/>
           <w:szCs w:val="28"/>
         </w:rPr>
-        <w:t xml:space="preserve">        Проверил канд. техн. наук, доцент _____________________/</w:t>
-      </w:r>
-      <w:proofErr w:type="spellStart"/>
-      <w:r>
-        <w:rPr>
-          <w:sz w:val="28"/>
-          <w:szCs w:val="28"/>
-        </w:rPr>
-        <w:t>Семахин</w:t>
-      </w:r>
-      <w:proofErr w:type="spellEnd"/>
-      <w:r>
-        <w:rPr>
-          <w:sz w:val="28"/>
-          <w:szCs w:val="28"/>
-        </w:rPr>
-        <w:t xml:space="preserve"> А.М./</w:t>
+        <w:t xml:space="preserve">        Проверил </w:t>
+      </w:r>
+      <w:r>
+        <w:rPr>
+          <w:sz w:val="28"/>
+          <w:szCs w:val="28"/>
+          <w:lang w:val="en-US"/>
+        </w:rPr>
+        <w:tab/>
+      </w:r>
+      <w:r>
+        <w:rPr>
+          <w:sz w:val="28"/>
+          <w:szCs w:val="28"/>
+          <w:lang w:val="en-US"/>
+        </w:rPr>
+        <w:tab/>
+      </w:r>
+      <w:r>
+        <w:rPr>
+          <w:sz w:val="28"/>
+          <w:szCs w:val="28"/>
+          <w:lang w:val="en-US"/>
+        </w:rPr>
+        <w:tab/>
+      </w:r>
+      <w:r>
+        <w:rPr>
+          <w:sz w:val="28"/>
+          <w:szCs w:val="28"/>
+          <w:lang w:val="en-US"/>
+        </w:rPr>
+        <w:tab/>
+      </w:r>
+      <w:r>
+        <w:rPr>
+          <w:sz w:val="28"/>
+          <w:szCs w:val="28"/>
+          <w:lang w:val="en-US"/>
+        </w:rPr>
+        <w:tab/>
+      </w:r>
+      <w:r>
+        <w:rPr>
+          <w:sz w:val="28"/>
+          <w:szCs w:val="28"/>
+        </w:rPr>
+        <w:t>_____________________/</w:t>
+      </w:r>
+      <w:r>
+        <w:rPr>
+          <w:sz w:val="28"/>
+          <w:szCs w:val="28"/>
+        </w:rPr>
+        <w:t>/</w:t>
       </w:r>
     </w:p>
     <w:p>

--- a/ЕСПД_ДОКУМЕНТАЦИЯ/1. Титульный лист.docx
+++ b/ЕСПД_ДОКУМЕНТАЦИЯ/1. Титульный лист.docx
@@ -7,102 +7,239 @@
         <w:spacing w:after="160" w:line="256" w:lineRule="auto"/>
         <w:jc w:val="center"/>
         <w:rPr>
+          <w:sz w:val="28"/>
+          <w:szCs w:val="20"/>
+          <w:lang w:eastAsia="en-US"/>
+        </w:rPr>
+      </w:pPr>
+      <w:r>
+        <w:rPr>
+          <w:sz w:val="28"/>
+          <w:szCs w:val="20"/>
+          <w:lang w:eastAsia="en-US"/>
+        </w:rPr>
+        <w:t xml:space="preserve">МИНИСТЕРСТВО НАУКИ И ВЫСШЕГО ОБРАЗОВАНИЯ </w:t>
+      </w:r>
+      <w:r>
+        <w:rPr>
+          <w:sz w:val="28"/>
+          <w:szCs w:val="20"/>
+          <w:lang w:eastAsia="en-US"/>
+        </w:rPr>
+        <w:br/>
+      </w:r>
+      <w:r>
+        <w:rPr>
+          <w:sz w:val="28"/>
+          <w:szCs w:val="20"/>
+          <w:lang w:eastAsia="en-US"/>
+        </w:rPr>
+        <w:t>РОССИЙСКОЙ ФЕДЕРАЦИИ</w:t>
+      </w:r>
+    </w:p>
+    <w:p>
+      <w:pPr>
+        <w:spacing w:after="160" w:line="256" w:lineRule="auto"/>
+        <w:jc w:val="center"/>
+        <w:rPr>
+          <w:sz w:val="28"/>
+          <w:szCs w:val="20"/>
+          <w:lang w:eastAsia="en-US"/>
+        </w:rPr>
+      </w:pPr>
+      <w:r>
+        <w:rPr>
+          <w:sz w:val="28"/>
+          <w:szCs w:val="20"/>
+          <w:lang w:eastAsia="en-US"/>
+        </w:rPr>
+        <w:t xml:space="preserve">ФЕДЕРАЛЬНОЕ ГОСУДАРСТВЕННОЕ </w:t>
+      </w:r>
+      <w:r>
+        <w:rPr>
+          <w:sz w:val="28"/>
+          <w:szCs w:val="20"/>
+          <w:lang w:eastAsia="en-US"/>
+        </w:rPr>
+        <w:t>БЮДЖЕТНОЕ</w:t>
+      </w:r>
+      <w:r>
+        <w:rPr>
+          <w:sz w:val="28"/>
+          <w:szCs w:val="20"/>
+          <w:lang w:eastAsia="en-US"/>
+        </w:rPr>
+        <w:br/>
+      </w:r>
+      <w:r>
+        <w:rPr>
+          <w:sz w:val="28"/>
+          <w:szCs w:val="20"/>
+          <w:lang w:eastAsia="en-US"/>
+        </w:rPr>
+        <w:t>ОБРАЗОВАНИЕ УЧРЕЖДЕНИЕ ВЫСШЕГО ОБРАЗОВАНИЯ</w:t>
+      </w:r>
+      <w:r>
+        <w:rPr>
+          <w:sz w:val="28"/>
+          <w:szCs w:val="20"/>
+          <w:lang w:eastAsia="en-US"/>
+        </w:rPr>
+        <w:br/>
+      </w:r>
+      <w:r>
+        <w:rPr>
+          <w:sz w:val="28"/>
+          <w:szCs w:val="20"/>
+          <w:lang w:eastAsia="en-US"/>
+        </w:rPr>
+        <w:t>«КУРГАНСКИЙ ГОСУДАРСТВЕННЫЙ УНИВЕРСИТЕТ</w:t>
+      </w:r>
+      <w:r>
+        <w:rPr>
+          <w:sz w:val="28"/>
+          <w:szCs w:val="28"/>
+          <w:lang w:eastAsia="en-US"/>
+        </w:rPr>
+        <w:t>»</w:t>
+      </w:r>
+    </w:p>
+    <w:p>
+      <w:pPr>
+        <w:spacing w:after="160" w:line="256" w:lineRule="auto"/>
+        <w:jc w:val="center"/>
+        <w:rPr>
+          <w:sz w:val="32"/>
+          <w:szCs w:val="32"/>
+          <w:lang w:eastAsia="en-US"/>
+        </w:rPr>
+      </w:pPr>
+    </w:p>
+    <w:p>
+      <w:pPr>
+        <w:spacing w:after="160" w:line="256" w:lineRule="auto"/>
+        <w:jc w:val="center"/>
+        <w:rPr>
+          <w:sz w:val="32"/>
+          <w:szCs w:val="32"/>
+          <w:lang w:eastAsia="en-US"/>
+        </w:rPr>
+      </w:pPr>
+      <w:r>
+        <w:rPr>
           <w:sz w:val="32"/>
           <w:szCs w:val="22"/>
           <w:lang w:eastAsia="en-US"/>
         </w:rPr>
-      </w:pPr>
-      <w:r>
-        <w:rPr>
-          <w:sz w:val="32"/>
-          <w:szCs w:val="22"/>
-          <w:lang w:eastAsia="en-US"/>
-        </w:rPr>
-        <w:t>МИНИСТЕРСТВО НАУКИ И ВЫСШЕГО ОБРАЗОВАНИЯ РОССИЙСКОЙ ФЕДЕРАЦИИ</w:t>
-      </w:r>
-    </w:p>
-    <w:p>
-      <w:pPr>
-        <w:spacing w:after="160" w:line="256" w:lineRule="auto"/>
-        <w:jc w:val="center"/>
-        <w:rPr>
-          <w:sz w:val="32"/>
-          <w:szCs w:val="22"/>
-          <w:lang w:eastAsia="en-US"/>
-        </w:rPr>
-      </w:pPr>
-      <w:r>
-        <w:rPr>
-          <w:sz w:val="32"/>
-          <w:szCs w:val="22"/>
-          <w:lang w:eastAsia="en-US"/>
-        </w:rPr>
-        <w:t>Федеральное государственное образование учреждение высшего образования</w:t>
-      </w:r>
-    </w:p>
-    <w:p>
-      <w:pPr>
-        <w:spacing w:after="160" w:line="256" w:lineRule="auto"/>
-        <w:jc w:val="center"/>
+        <w:t xml:space="preserve">Кафедра </w:t>
+      </w:r>
+      <w:r>
         <w:rPr>
           <w:sz w:val="32"/>
           <w:szCs w:val="32"/>
           <w:lang w:eastAsia="en-US"/>
         </w:rPr>
-      </w:pPr>
-      <w:r>
-        <w:rPr>
+        <w:t>«Программное обеспечение автоматизированных систем»</w:t>
+      </w:r>
+    </w:p>
+    <w:p>
+      <w:pPr>
+        <w:spacing w:line="360" w:lineRule="auto"/>
+        <w:jc w:val="center"/>
+        <w:rPr>
+          <w:sz w:val="28"/>
+          <w:szCs w:val="28"/>
+        </w:rPr>
+      </w:pPr>
+    </w:p>
+    <w:p>
+      <w:pPr>
+        <w:spacing w:line="360" w:lineRule="auto"/>
+        <w:jc w:val="center"/>
+        <w:rPr>
+          <w:sz w:val="28"/>
+          <w:szCs w:val="28"/>
+        </w:rPr>
+      </w:pPr>
+    </w:p>
+    <w:p>
+      <w:pPr>
+        <w:spacing w:line="360" w:lineRule="auto"/>
+        <w:jc w:val="center"/>
+        <w:rPr>
+          <w:sz w:val="28"/>
+          <w:szCs w:val="28"/>
+        </w:rPr>
+      </w:pPr>
+    </w:p>
+    <w:p>
+      <w:pPr>
+        <w:spacing w:line="360" w:lineRule="auto"/>
+        <w:jc w:val="center"/>
+        <w:rPr>
+          <w:b/>
+          <w:bCs/>
+          <w:sz w:val="32"/>
+          <w:szCs w:val="32"/>
+        </w:rPr>
+      </w:pPr>
+      <w:r>
+        <w:rPr>
+          <w:b/>
+          <w:bCs/>
           <w:sz w:val="32"/>
           <w:szCs w:val="22"/>
-          <w:lang w:eastAsia="en-US"/>
-        </w:rPr>
-        <w:t>«Курганский государственный университет</w:t>
-      </w:r>
-      <w:r>
+        </w:rPr>
+        <w:t>Проект базы данных для библиотечного сервиса.</w:t>
+      </w:r>
+    </w:p>
+    <w:p>
+      <w:pPr>
+        <w:spacing w:line="360" w:lineRule="auto"/>
+        <w:jc w:val="center"/>
+        <w:rPr>
+          <w:sz w:val="28"/>
+          <w:szCs w:val="28"/>
+        </w:rPr>
+      </w:pPr>
+    </w:p>
+    <w:p>
+      <w:pPr>
+        <w:spacing w:line="360" w:lineRule="auto"/>
+        <w:jc w:val="center"/>
         <w:rPr>
           <w:sz w:val="32"/>
           <w:szCs w:val="32"/>
-          <w:lang w:eastAsia="en-US"/>
-        </w:rPr>
-        <w:t>»</w:t>
-      </w:r>
-    </w:p>
-    <w:p>
-      <w:pPr>
-        <w:spacing w:after="160" w:line="256" w:lineRule="auto"/>
-        <w:jc w:val="center"/>
-        <w:rPr>
+        </w:rPr>
+      </w:pPr>
+      <w:r>
+        <w:rPr>
+          <w:b/>
           <w:sz w:val="32"/>
           <w:szCs w:val="32"/>
-          <w:lang w:eastAsia="en-US"/>
-        </w:rPr>
-      </w:pPr>
-    </w:p>
-    <w:p>
-      <w:pPr>
-        <w:spacing w:after="160" w:line="256" w:lineRule="auto"/>
+        </w:rPr>
+        <w:t>КУРСОВОЙ ПРОЕКТ</w:t>
+      </w:r>
+    </w:p>
+    <w:p>
+      <w:pPr>
+        <w:spacing w:line="360" w:lineRule="auto"/>
         <w:jc w:val="center"/>
         <w:rPr>
+          <w:b/>
+          <w:bCs/>
           <w:sz w:val="32"/>
           <w:szCs w:val="32"/>
-          <w:lang w:eastAsia="en-US"/>
-        </w:rPr>
-      </w:pPr>
-      <w:r>
-        <w:rPr>
-          <w:sz w:val="32"/>
-          <w:szCs w:val="22"/>
-          <w:lang w:eastAsia="en-US"/>
-        </w:rPr>
-        <w:t xml:space="preserve">Кафедра </w:t>
-      </w:r>
-      <w:r>
-        <w:rPr>
+        </w:rPr>
+      </w:pPr>
+      <w:r>
+        <w:rPr>
+          <w:b/>
+          <w:bCs/>
           <w:sz w:val="32"/>
           <w:szCs w:val="32"/>
-          <w:lang w:eastAsia="en-US"/>
-        </w:rPr>
-        <w:t>«Программное обеспечение автоматизированных систем»</w:t>
+        </w:rPr>
+        <w:t>41287462.КП26.102360091</w:t>
       </w:r>
     </w:p>
     <w:p>
@@ -114,12 +251,52 @@
           <w:szCs w:val="28"/>
         </w:rPr>
       </w:pPr>
+      <w:r>
+        <w:rPr>
+          <w:b/>
+          <w:sz w:val="28"/>
+          <w:szCs w:val="28"/>
+        </w:rPr>
+        <w:t>по дисциплине</w:t>
+      </w:r>
+      <w:r>
+        <w:rPr>
+          <w:sz w:val="28"/>
+          <w:szCs w:val="28"/>
+        </w:rPr>
+        <w:t xml:space="preserve"> </w:t>
+      </w:r>
+      <w:r>
+        <w:rPr>
+          <w:b/>
+          <w:sz w:val="28"/>
+          <w:szCs w:val="28"/>
+        </w:rPr>
+        <w:t>«</w:t>
+      </w:r>
+      <w:r>
+        <w:rPr>
+          <w:b/>
+          <w:sz w:val="28"/>
+          <w:szCs w:val="28"/>
+        </w:rPr>
+        <w:t>Базы данных</w:t>
+      </w:r>
+      <w:r>
+        <w:rPr>
+          <w:b/>
+          <w:sz w:val="28"/>
+          <w:szCs w:val="28"/>
+        </w:rPr>
+        <w:t>»</w:t>
+      </w:r>
     </w:p>
     <w:p>
       <w:pPr>
         <w:spacing w:line="360" w:lineRule="auto"/>
         <w:jc w:val="center"/>
         <w:rPr>
+          <w:b/>
           <w:sz w:val="28"/>
           <w:szCs w:val="28"/>
         </w:rPr>
@@ -130,94 +307,6 @@
         <w:spacing w:line="360" w:lineRule="auto"/>
         <w:jc w:val="center"/>
         <w:rPr>
-          <w:sz w:val="28"/>
-          <w:szCs w:val="28"/>
-        </w:rPr>
-      </w:pPr>
-      <w:r>
-        <w:rPr>
-          <w:b/>
-          <w:sz w:val="28"/>
-          <w:szCs w:val="28"/>
-        </w:rPr>
-        <w:t>КУРСОВОЙ ПРОЕКТ</w:t>
-      </w:r>
-    </w:p>
-    <w:p>
-      <w:pPr>
-        <w:spacing w:line="360" w:lineRule="auto"/>
-        <w:jc w:val="center"/>
-        <w:rPr>
-          <w:sz w:val="28"/>
-          <w:szCs w:val="28"/>
-        </w:rPr>
-      </w:pPr>
-      <w:r>
-        <w:rPr>
-          <w:b/>
-          <w:sz w:val="28"/>
-          <w:szCs w:val="28"/>
-        </w:rPr>
-        <w:t>по дисциплине</w:t>
-      </w:r>
-    </w:p>
-    <w:p>
-      <w:pPr>
-        <w:spacing w:line="360" w:lineRule="auto"/>
-        <w:jc w:val="center"/>
-      </w:pPr>
-      <w:r>
-        <w:rPr>
-          <w:b/>
-          <w:sz w:val="28"/>
-          <w:szCs w:val="28"/>
-        </w:rPr>
-        <w:t>«</w:t>
-      </w:r>
-      <w:r>
-        <w:rPr>
-          <w:b/>
-          <w:sz w:val="28"/>
-          <w:szCs w:val="28"/>
-        </w:rPr>
-        <w:t>Базы данных</w:t>
-      </w:r>
-      <w:r>
-        <w:rPr>
-          <w:b/>
-          <w:sz w:val="28"/>
-          <w:szCs w:val="28"/>
-        </w:rPr>
-        <w:t>»</w:t>
-      </w:r>
-    </w:p>
-    <w:p>
-      <w:pPr>
-        <w:spacing w:line="360" w:lineRule="auto"/>
-        <w:jc w:val="center"/>
-        <w:rPr>
-          <w:b/>
-          <w:sz w:val="28"/>
-          <w:szCs w:val="28"/>
-        </w:rPr>
-      </w:pPr>
-    </w:p>
-    <w:p>
-      <w:pPr>
-        <w:spacing w:line="360" w:lineRule="auto"/>
-        <w:jc w:val="center"/>
-        <w:rPr>
-          <w:b/>
-          <w:sz w:val="28"/>
-          <w:szCs w:val="28"/>
-        </w:rPr>
-      </w:pPr>
-    </w:p>
-    <w:p>
-      <w:pPr>
-        <w:spacing w:line="360" w:lineRule="auto"/>
-        <w:jc w:val="center"/>
-        <w:rPr>
           <w:b/>
           <w:sz w:val="28"/>
           <w:szCs w:val="28"/>
@@ -258,14 +347,35 @@
           <w:sz w:val="28"/>
           <w:szCs w:val="28"/>
         </w:rPr>
-        <w:t xml:space="preserve"> __________________/</w:t>
-      </w:r>
-      <w:r>
-        <w:rPr>
-          <w:sz w:val="28"/>
-          <w:szCs w:val="28"/>
-        </w:rPr>
-        <w:t xml:space="preserve"> Белоусов К. А.</w:t>
+        <w:t xml:space="preserve"> </w:t>
+      </w:r>
+      <w:r>
+        <w:rPr>
+          <w:sz w:val="28"/>
+          <w:szCs w:val="28"/>
+        </w:rPr>
+        <w:t xml:space="preserve">  ____</w:t>
+      </w:r>
+      <w:r>
+        <w:rPr>
+          <w:sz w:val="28"/>
+          <w:szCs w:val="28"/>
+        </w:rPr>
+        <w:t>__________________/</w:t>
+      </w:r>
+      <w:r>
+        <w:rPr>
+          <w:sz w:val="28"/>
+          <w:szCs w:val="28"/>
+        </w:rPr>
+        <w:t xml:space="preserve"> </w:t>
+      </w:r>
+      <w:r>
+        <w:rPr>
+          <w:sz w:val="28"/>
+          <w:szCs w:val="28"/>
+        </w:rPr>
+        <w:t xml:space="preserve">К. А. Белоусов </w:t>
       </w:r>
       <w:r>
         <w:rPr>
@@ -324,14 +434,14 @@
         </w:rPr>
         <w:tab/>
       </w:r>
-      <w:r>
-        <w:rPr>
-          <w:sz w:val="20"/>
-          <w:szCs w:val="20"/>
-        </w:rPr>
-        <w:tab/>
-      </w:r>
       <w:bookmarkStart w:id="0" w:name="__DdeLink__34_470686548"/>
+      <w:r>
+        <w:rPr>
+          <w:sz w:val="20"/>
+          <w:szCs w:val="20"/>
+        </w:rPr>
+        <w:tab/>
+      </w:r>
       <w:r>
         <w:rPr>
           <w:sz w:val="20"/>
@@ -413,54 +523,42 @@
           <w:sz w:val="28"/>
           <w:szCs w:val="28"/>
         </w:rPr>
-        <w:t xml:space="preserve">        Проверил </w:t>
-      </w:r>
-      <w:r>
-        <w:rPr>
-          <w:sz w:val="28"/>
-          <w:szCs w:val="28"/>
-          <w:lang w:val="en-US"/>
-        </w:rPr>
-        <w:tab/>
-      </w:r>
-      <w:r>
-        <w:rPr>
-          <w:sz w:val="28"/>
-          <w:szCs w:val="28"/>
-          <w:lang w:val="en-US"/>
-        </w:rPr>
-        <w:tab/>
-      </w:r>
-      <w:r>
-        <w:rPr>
-          <w:sz w:val="28"/>
-          <w:szCs w:val="28"/>
-          <w:lang w:val="en-US"/>
-        </w:rPr>
-        <w:tab/>
-      </w:r>
-      <w:r>
-        <w:rPr>
-          <w:sz w:val="28"/>
-          <w:szCs w:val="28"/>
-          <w:lang w:val="en-US"/>
-        </w:rPr>
-        <w:tab/>
-      </w:r>
-      <w:r>
-        <w:rPr>
-          <w:sz w:val="28"/>
-          <w:szCs w:val="28"/>
-          <w:lang w:val="en-US"/>
-        </w:rPr>
-        <w:tab/>
-      </w:r>
-      <w:r>
-        <w:rPr>
-          <w:sz w:val="28"/>
-          <w:szCs w:val="28"/>
-        </w:rPr>
-        <w:t>_____________________/</w:t>
+        <w:t xml:space="preserve">        Проверил</w:t>
+      </w:r>
+      <w:r>
+        <w:rPr>
+          <w:sz w:val="28"/>
+          <w:szCs w:val="28"/>
+        </w:rPr>
+        <w:t xml:space="preserve"> канд. техн. наук, д</w:t>
+      </w:r>
+      <w:r>
+        <w:rPr>
+          <w:sz w:val="28"/>
+          <w:szCs w:val="28"/>
+        </w:rPr>
+        <w:t>оцент</w:t>
+      </w:r>
+      <w:r>
+        <w:rPr>
+          <w:sz w:val="28"/>
+          <w:szCs w:val="28"/>
+        </w:rPr>
+        <w:t xml:space="preserve">   </w:t>
+      </w:r>
+      <w:r>
+        <w:rPr>
+          <w:sz w:val="28"/>
+          <w:szCs w:val="28"/>
+        </w:rPr>
+        <w:t xml:space="preserve">______________________/ </w:t>
+      </w:r>
+      <w:r>
+        <w:rPr>
+          <w:sz w:val="28"/>
+          <w:szCs w:val="28"/>
+        </w:rPr>
+        <w:t xml:space="preserve">В. К. Волк </w:t>
       </w:r>
       <w:r>
         <w:rPr>
@@ -519,14 +617,21 @@
           <w:szCs w:val="20"/>
         </w:rPr>
         <w:tab/>
-      </w:r>
-      <w:r>
-        <w:rPr>
-          <w:sz w:val="20"/>
-          <w:szCs w:val="20"/>
-        </w:rPr>
-        <w:tab/>
-        <w:t xml:space="preserve">      подпись, дата</w:t>
+        <w:t xml:space="preserve">    </w:t>
+      </w:r>
+      <w:r>
+        <w:rPr>
+          <w:sz w:val="20"/>
+          <w:szCs w:val="20"/>
+        </w:rPr>
+        <w:tab/>
+      </w:r>
+      <w:r>
+        <w:rPr>
+          <w:sz w:val="20"/>
+          <w:szCs w:val="20"/>
+        </w:rPr>
+        <w:t>подпись, дата</w:t>
       </w:r>
     </w:p>
     <w:p>
@@ -551,7 +656,14 @@
           <w:sz w:val="28"/>
           <w:szCs w:val="28"/>
         </w:rPr>
-        <w:t>Работа защищена с оценкой            _____________________</w:t>
+        <w:t xml:space="preserve">Работа защищена с оценкой   </w:t>
+      </w:r>
+      <w:r>
+        <w:rPr>
+          <w:sz w:val="28"/>
+          <w:szCs w:val="28"/>
+        </w:rPr>
+        <w:t>____________________________</w:t>
       </w:r>
     </w:p>
     <w:p>
@@ -562,15 +674,56 @@
           <w:szCs w:val="28"/>
         </w:rPr>
       </w:pPr>
-    </w:p>
-    <w:p>
-      <w:pPr>
-        <w:jc w:val="center"/>
-        <w:rPr>
-          <w:sz w:val="28"/>
-          <w:szCs w:val="28"/>
-        </w:rPr>
-      </w:pPr>
+      <w:r>
+        <w:rPr>
+          <w:sz w:val="20"/>
+          <w:szCs w:val="20"/>
+        </w:rPr>
+        <w:tab/>
+      </w:r>
+      <w:r>
+        <w:rPr>
+          <w:sz w:val="20"/>
+          <w:szCs w:val="20"/>
+        </w:rPr>
+        <w:tab/>
+      </w:r>
+      <w:r>
+        <w:rPr>
+          <w:sz w:val="20"/>
+          <w:szCs w:val="20"/>
+        </w:rPr>
+        <w:tab/>
+      </w:r>
+      <w:r>
+        <w:rPr>
+          <w:sz w:val="20"/>
+          <w:szCs w:val="20"/>
+        </w:rPr>
+        <w:tab/>
+      </w:r>
+      <w:r>
+        <w:rPr>
+          <w:sz w:val="20"/>
+          <w:szCs w:val="20"/>
+        </w:rPr>
+        <w:tab/>
+      </w:r>
+      <w:r>
+        <w:rPr>
+          <w:sz w:val="20"/>
+          <w:szCs w:val="20"/>
+        </w:rPr>
+        <w:tab/>
+        <w:t xml:space="preserve">    </w:t>
+      </w:r>
+      <w:r>
+        <w:rPr>
+          <w:sz w:val="20"/>
+          <w:szCs w:val="20"/>
+        </w:rPr>
+        <w:tab/>
+      </w:r>
     </w:p>
     <w:p>
       <w:pPr>
@@ -605,9 +758,9 @@
       </w:pPr>
     </w:p>
     <w:sectPr>
-      <w:footerReference w:type="default" r:id="rId6"/>
-      <w:pgSz w:w="11906" w:h="16838"/>
-      <w:pgMar w:top="1134" w:right="850" w:bottom="1134" w:left="1701" w:header="708" w:footer="708" w:gutter="0"/>
+      <w:footerReference w:type="default" r:id="rId7"/>
+      <w:pgSz w:w="11906" w:h="16838" w:code="9"/>
+      <w:pgMar w:top="1418" w:right="567" w:bottom="851" w:left="1418" w:header="709" w:footer="709" w:gutter="0"/>
       <w:cols w:space="708"/>
       <w:docGrid w:linePitch="360"/>
     </w:sectPr>
@@ -1096,7 +1249,6 @@
   <w:style w:type="character" w:default="1" w:styleId="a0">
     <w:name w:val="Default Paragraph Font"/>
     <w:uiPriority w:val="1"/>
-    <w:semiHidden/>
     <w:unhideWhenUsed/>
   </w:style>
   <w:style w:type="table" w:default="1" w:styleId="a1">
@@ -1499,4 +1651,16 @@
   <a:objectDefaults/>
   <a:extraClrSchemeLst/>
 </a:theme>
+</file>
+
+<file path=customXml/item1.xml><?xml version="1.0" encoding="utf-8"?>
+<b:Sources xmlns:b="http://schemas.openxmlformats.org/officeDocument/2006/bibliography" xmlns="http://schemas.openxmlformats.org/officeDocument/2006/bibliography" SelectedStyle="\APASixthEditionOfficeOnline.xsl" StyleName="APA" Version="6"/>
+</file>
+
+<file path=customXml/itemProps1.xml><?xml version="1.0" encoding="utf-8"?>
+<ds:datastoreItem xmlns:ds="http://schemas.openxmlformats.org/officeDocument/2006/customXml" ds:itemID="{B8834525-39F4-40C6-A7C1-BEB1D885760C}">
+  <ds:schemaRefs>
+    <ds:schemaRef ds:uri="http://schemas.openxmlformats.org/officeDocument/2006/bibliography"/>
+  </ds:schemaRefs>
+</ds:datastoreItem>
 </file>